--- a/public/templates/Surat Pernyataan Hak Cipta 2021.docx
+++ b/public/templates/Surat Pernyataan Hak Cipta 2021.docx
@@ -62,7 +62,7 @@
               </wp:anchor>
             </w:drawing>
           </mc:Choice>
-          <mc:Fallback xmlns:cr="http://schemas.microsoft.com/office/comments/2020/reactions" xmlns="http://schemas.microsoft.com/office/tasks/2019/documenttasks" xmlns:dgm="http://schemas.openxmlformats.org/drawingml/2006/diagram" xmlns:lc="http://schemas.openxmlformats.org/drawingml/2006/lockedCanvas" xmlns:c="http://schemas.openxmlformats.org/drawingml/2006/chart" xmlns:pic="http://schemas.openxmlformats.org/drawingml/2006/picture" xmlns:a="http://schemas.openxmlformats.org/drawingml/2006/main" xmlns:sl="http://schemas.openxmlformats.org/schemaLibrary/2006/main">
+          <mc:Fallback xmlns:sl="http://schemas.openxmlformats.org/schemaLibrary/2006/main" xmlns:a="http://schemas.openxmlformats.org/drawingml/2006/main" xmlns:pic="http://schemas.openxmlformats.org/drawingml/2006/picture" xmlns:c="http://schemas.openxmlformats.org/drawingml/2006/chart" xmlns:lc="http://schemas.openxmlformats.org/drawingml/2006/lockedCanvas" xmlns:dgm="http://schemas.openxmlformats.org/drawingml/2006/diagram" xmlns="http://schemas.microsoft.com/office/tasks/2019/documenttasks" xmlns:cr="http://schemas.microsoft.com/office/comments/2020/reactions">
             <w:drawing>
               <wp:anchor allowOverlap="1" behindDoc="0" distB="0" distT="0" distL="114300" distR="114300" hidden="0" layoutInCell="1" locked="0" relativeHeight="0" simplePos="0">
                 <wp:simplePos x="0" y="0"/>
@@ -132,8 +132,53 @@
         </w:rPr>
         <w:t xml:space="preserve">Yang </w:t>
       </w:r>
-      <w:r>
-        <w:t>bertanda tangan di bawah ini, pemegang hak cipta:</w:t>
+      <w:proofErr w:type="spellStart"/>
+      <w:r>
+        <w:t>bertanda</w:t>
+      </w:r>
+      <w:proofErr w:type="spellEnd"/>
+      <w:r>
+        <w:t xml:space="preserve"> </w:t>
+      </w:r>
+      <w:proofErr w:type="spellStart"/>
+      <w:r>
+        <w:t>tangan</w:t>
+      </w:r>
+      <w:proofErr w:type="spellEnd"/>
+      <w:r>
+        <w:t xml:space="preserve"> di </w:t>
+      </w:r>
+      <w:proofErr w:type="spellStart"/>
+      <w:r>
+        <w:t>bawah</w:t>
+      </w:r>
+      <w:proofErr w:type="spellEnd"/>
+      <w:r>
+        <w:t xml:space="preserve"> ini, </w:t>
+      </w:r>
+      <w:proofErr w:type="spellStart"/>
+      <w:r>
+        <w:t>pemegang</w:t>
+      </w:r>
+      <w:proofErr w:type="spellEnd"/>
+      <w:r>
+        <w:t xml:space="preserve"> </w:t>
+      </w:r>
+      <w:proofErr w:type="spellStart"/>
+      <w:r>
+        <w:t>hak</w:t>
+      </w:r>
+      <w:proofErr w:type="spellEnd"/>
+      <w:r>
+        <w:t xml:space="preserve"> </w:t>
+      </w:r>
+      <w:proofErr w:type="spellStart"/>
+      <w:r>
+        <w:t>cipta</w:t>
+      </w:r>
+      <w:proofErr w:type="spellEnd"/>
+      <w:r>
+        <w:t>:</w:t>
       </w:r>
     </w:p>
     <w:p>
@@ -172,9 +217,11 @@
         <w:ind w:left="567"/>
         <w:jc w:val="both"/>
       </w:pPr>
+      <w:proofErr w:type="spellStart"/>
       <w:r>
         <w:t>Kewarganegaraan</w:t>
       </w:r>
+      <w:proofErr w:type="spellEnd"/>
       <w:r>
         <w:tab/>
         <w:t xml:space="preserve">: </w:t>
@@ -203,7 +250,23 @@
       </w:r>
       <w:r>
         <w:tab/>
-        <w:t>Jl. Prof. Soedarto, SH Tembalang, Semarang 50275</w:t>
+        <w:t xml:space="preserve">Jl. Prof. </w:t>
+      </w:r>
+      <w:proofErr w:type="spellStart"/>
+      <w:r>
+        <w:t>Soedarto</w:t>
+      </w:r>
+      <w:proofErr w:type="spellEnd"/>
+      <w:r>
+        <w:t xml:space="preserve">, SH </w:t>
+      </w:r>
+      <w:proofErr w:type="spellStart"/>
+      <w:r>
+        <w:t>Tembalang</w:t>
+      </w:r>
+      <w:proofErr w:type="spellEnd"/>
+      <w:r>
+        <w:t>, Semarang 50275</w:t>
       </w:r>
     </w:p>
     <w:p>
@@ -216,7 +279,23 @@
         <w:jc w:val="both"/>
       </w:pPr>
       <w:r>
-        <w:t>Dengan ini menyatakan bahwa:</w:t>
+        <w:t xml:space="preserve">Dengan ini </w:t>
+      </w:r>
+      <w:proofErr w:type="spellStart"/>
+      <w:r>
+        <w:t>menyatakan</w:t>
+      </w:r>
+      <w:proofErr w:type="spellEnd"/>
+      <w:r>
+        <w:t xml:space="preserve"> </w:t>
+      </w:r>
+      <w:proofErr w:type="spellStart"/>
+      <w:r>
+        <w:t>bahwa</w:t>
+      </w:r>
+      <w:proofErr w:type="spellEnd"/>
+      <w:r>
+        <w:t>:</w:t>
       </w:r>
     </w:p>
     <w:p>
@@ -232,7 +311,23 @@
         <w:jc w:val="both"/>
       </w:pPr>
       <w:r>
-        <w:t>Karya Cipta yang saya mohonkan:</w:t>
+        <w:t xml:space="preserve">Karya Cipta yang </w:t>
+      </w:r>
+      <w:proofErr w:type="spellStart"/>
+      <w:r>
+        <w:t>saya</w:t>
+      </w:r>
+      <w:proofErr w:type="spellEnd"/>
+      <w:r>
+        <w:t xml:space="preserve"> </w:t>
+      </w:r>
+      <w:proofErr w:type="spellStart"/>
+      <w:r>
+        <w:t>mohonkan</w:t>
+      </w:r>
+      <w:proofErr w:type="spellEnd"/>
+      <w:r>
+        <w:t>:</w:t>
       </w:r>
     </w:p>
     <w:p>
@@ -240,15 +335,28 @@
         <w:ind w:left="567"/>
         <w:jc w:val="both"/>
       </w:pPr>
-      <w:r>
-        <w:t>${berupa}</w:t>
-      </w:r>
+      <w:proofErr w:type="spellStart"/>
+      <w:r>
+        <w:t>Berupa</w:t>
+      </w:r>
+      <w:proofErr w:type="spellEnd"/>
       <w:r>
         <w:tab/>
       </w:r>
       <w:r>
         <w:tab/>
         <w:t xml:space="preserve">:  </w:t>
+      </w:r>
+      <w:r>
+        <w:t>${</w:t>
+      </w:r>
+      <w:proofErr w:type="spellStart"/>
+      <w:r>
+        <w:t>berupa</w:t>
+      </w:r>
+      <w:proofErr w:type="spellEnd"/>
+      <w:r>
+        <w:t>}</w:t>
       </w:r>
     </w:p>
     <w:p>
@@ -256,18 +364,34 @@
         <w:ind w:left="567"/>
         <w:jc w:val="both"/>
       </w:pPr>
-      <w:r>
-        <w:t>${berjudul}</w:t>
-      </w:r>
+      <w:proofErr w:type="spellStart"/>
+      <w:r>
+        <w:t>Berjudul</w:t>
+      </w:r>
+      <w:proofErr w:type="spellEnd"/>
       <w:r>
         <w:t xml:space="preserve">       </w:t>
       </w:r>
       <w:r>
         <w:tab/>
-      </w:r>
-      <w:r>
-        <w:tab/>
         <w:t>:</w:t>
+      </w:r>
+      <w:r>
+        <w:t xml:space="preserve">  </w:t>
+      </w:r>
+      <w:r>
+        <w:t>${</w:t>
+      </w:r>
+      <w:proofErr w:type="spellStart"/>
+      <w:r>
+        <w:t>berjudul</w:t>
+      </w:r>
+      <w:proofErr w:type="spellEnd"/>
+      <w:r>
+        <w:t>}</w:t>
+      </w:r>
+      <w:r>
+        <w:t xml:space="preserve">       </w:t>
       </w:r>
       <w:r>
         <w:tab/>
@@ -314,7 +438,111 @@
         <w:jc w:val="both"/>
       </w:pPr>
       <w:r>
-        <w:t>Tidak meniru dan tidak sama secara esensial dengan Karya Cipta milik pihak lain atau obyek kekayaan intelektual lainnya sebagaimana dimaksud dalam Pasal 68 ayat (2);</w:t>
+        <w:t xml:space="preserve">Tidak </w:t>
+      </w:r>
+      <w:proofErr w:type="spellStart"/>
+      <w:r>
+        <w:t>meniru</w:t>
+      </w:r>
+      <w:proofErr w:type="spellEnd"/>
+      <w:r>
+        <w:t xml:space="preserve"> dan tidak </w:t>
+      </w:r>
+      <w:proofErr w:type="spellStart"/>
+      <w:r>
+        <w:t>sama</w:t>
+      </w:r>
+      <w:proofErr w:type="spellEnd"/>
+      <w:r>
+        <w:t xml:space="preserve"> </w:t>
+      </w:r>
+      <w:proofErr w:type="spellStart"/>
+      <w:r>
+        <w:t>secara</w:t>
+      </w:r>
+      <w:proofErr w:type="spellEnd"/>
+      <w:r>
+        <w:t xml:space="preserve"> </w:t>
+      </w:r>
+      <w:proofErr w:type="spellStart"/>
+      <w:r>
+        <w:t>esensial</w:t>
+      </w:r>
+      <w:proofErr w:type="spellEnd"/>
+      <w:r>
+        <w:t xml:space="preserve"> dengan Karya Cipta </w:t>
+      </w:r>
+      <w:proofErr w:type="spellStart"/>
+      <w:r>
+        <w:t>milik</w:t>
+      </w:r>
+      <w:proofErr w:type="spellEnd"/>
+      <w:r>
+        <w:t xml:space="preserve"> </w:t>
+      </w:r>
+      <w:proofErr w:type="spellStart"/>
+      <w:r>
+        <w:t>pihak</w:t>
+      </w:r>
+      <w:proofErr w:type="spellEnd"/>
+      <w:r>
+        <w:t xml:space="preserve"> lain atau </w:t>
+      </w:r>
+      <w:proofErr w:type="spellStart"/>
+      <w:r>
+        <w:t>obyek</w:t>
+      </w:r>
+      <w:proofErr w:type="spellEnd"/>
+      <w:r>
+        <w:t xml:space="preserve"> </w:t>
+      </w:r>
+      <w:proofErr w:type="spellStart"/>
+      <w:r>
+        <w:t>kekayaan</w:t>
+      </w:r>
+      <w:proofErr w:type="spellEnd"/>
+      <w:r>
+        <w:t xml:space="preserve"> </w:t>
+      </w:r>
+      <w:proofErr w:type="spellStart"/>
+      <w:r>
+        <w:t>intelektual</w:t>
+      </w:r>
+      <w:proofErr w:type="spellEnd"/>
+      <w:r>
+        <w:t xml:space="preserve"> </w:t>
+      </w:r>
+      <w:proofErr w:type="spellStart"/>
+      <w:r>
+        <w:t>lainnya</w:t>
+      </w:r>
+      <w:proofErr w:type="spellEnd"/>
+      <w:r>
+        <w:t xml:space="preserve"> </w:t>
+      </w:r>
+      <w:proofErr w:type="spellStart"/>
+      <w:r>
+        <w:t>sebagaimana</w:t>
+      </w:r>
+      <w:proofErr w:type="spellEnd"/>
+      <w:r>
+        <w:t xml:space="preserve"> </w:t>
+      </w:r>
+      <w:proofErr w:type="spellStart"/>
+      <w:r>
+        <w:t>dimaksud</w:t>
+      </w:r>
+      <w:proofErr w:type="spellEnd"/>
+      <w:r>
+        <w:t xml:space="preserve"> dalam Pasal 68 </w:t>
+      </w:r>
+      <w:proofErr w:type="spellStart"/>
+      <w:r>
+        <w:t>ayat</w:t>
+      </w:r>
+      <w:proofErr w:type="spellEnd"/>
+      <w:r>
+        <w:t xml:space="preserve"> (2);</w:t>
       </w:r>
     </w:p>
     <w:p>
@@ -333,8 +561,61 @@
         <w:ind w:left="1134" w:hanging="566"/>
         <w:jc w:val="both"/>
       </w:pPr>
-      <w:r>
-        <w:t>Bukan merupakan Ekspresi Budaya Tradisional sebagaimana dimaksud dalam Pasal 38;</w:t>
+      <w:proofErr w:type="spellStart"/>
+      <w:r>
+        <w:t>Bukan</w:t>
+      </w:r>
+      <w:proofErr w:type="spellEnd"/>
+      <w:r>
+        <w:t xml:space="preserve"> </w:t>
+      </w:r>
+      <w:proofErr w:type="spellStart"/>
+      <w:r>
+        <w:t>merupakan</w:t>
+      </w:r>
+      <w:proofErr w:type="spellEnd"/>
+      <w:r>
+        <w:t xml:space="preserve"> </w:t>
+      </w:r>
+      <w:proofErr w:type="spellStart"/>
+      <w:r>
+        <w:t>Ekspresi</w:t>
+      </w:r>
+      <w:proofErr w:type="spellEnd"/>
+      <w:r>
+        <w:t xml:space="preserve"> </w:t>
+      </w:r>
+      <w:proofErr w:type="spellStart"/>
+      <w:r>
+        <w:t>Budaya</w:t>
+      </w:r>
+      <w:proofErr w:type="spellEnd"/>
+      <w:r>
+        <w:t xml:space="preserve"> </w:t>
+      </w:r>
+      <w:proofErr w:type="spellStart"/>
+      <w:r>
+        <w:t>Tradisional</w:t>
+      </w:r>
+      <w:proofErr w:type="spellEnd"/>
+      <w:r>
+        <w:t xml:space="preserve"> </w:t>
+      </w:r>
+      <w:proofErr w:type="spellStart"/>
+      <w:r>
+        <w:t>sebagaimana</w:t>
+      </w:r>
+      <w:proofErr w:type="spellEnd"/>
+      <w:r>
+        <w:t xml:space="preserve"> </w:t>
+      </w:r>
+      <w:proofErr w:type="spellStart"/>
+      <w:r>
+        <w:t>dimaksud</w:t>
+      </w:r>
+      <w:proofErr w:type="spellEnd"/>
+      <w:r>
+        <w:t xml:space="preserve"> dalam Pasal 38;</w:t>
       </w:r>
     </w:p>
     <w:p>
@@ -353,8 +634,61 @@
         <w:ind w:left="1134" w:hanging="566"/>
         <w:jc w:val="both"/>
       </w:pPr>
-      <w:r>
-        <w:t>Bukan merupakan Ciptaan yang tidak diketahui penciptanya sebagaimana dimaksud dalam Pasal 39;</w:t>
+      <w:proofErr w:type="spellStart"/>
+      <w:r>
+        <w:t>Bukan</w:t>
+      </w:r>
+      <w:proofErr w:type="spellEnd"/>
+      <w:r>
+        <w:t xml:space="preserve"> </w:t>
+      </w:r>
+      <w:proofErr w:type="spellStart"/>
+      <w:r>
+        <w:t>merupakan</w:t>
+      </w:r>
+      <w:proofErr w:type="spellEnd"/>
+      <w:r>
+        <w:t xml:space="preserve"> </w:t>
+      </w:r>
+      <w:proofErr w:type="spellStart"/>
+      <w:r>
+        <w:t>Ciptaan</w:t>
+      </w:r>
+      <w:proofErr w:type="spellEnd"/>
+      <w:r>
+        <w:t xml:space="preserve"> yang tidak </w:t>
+      </w:r>
+      <w:proofErr w:type="spellStart"/>
+      <w:r>
+        <w:t>diketahui</w:t>
+      </w:r>
+      <w:proofErr w:type="spellEnd"/>
+      <w:r>
+        <w:t xml:space="preserve"> </w:t>
+      </w:r>
+      <w:proofErr w:type="spellStart"/>
+      <w:r>
+        <w:t>penciptanya</w:t>
+      </w:r>
+      <w:proofErr w:type="spellEnd"/>
+      <w:r>
+        <w:t xml:space="preserve"> </w:t>
+      </w:r>
+      <w:proofErr w:type="spellStart"/>
+      <w:r>
+        <w:t>sebagaimana</w:t>
+      </w:r>
+      <w:proofErr w:type="spellEnd"/>
+      <w:r>
+        <w:t xml:space="preserve"> </w:t>
+      </w:r>
+      <w:proofErr w:type="spellStart"/>
+      <w:r>
+        <w:t>dimaksud</w:t>
+      </w:r>
+      <w:proofErr w:type="spellEnd"/>
+      <w:r>
+        <w:t xml:space="preserve"> dalam Pasal 39;</w:t>
       </w:r>
     </w:p>
     <w:p>
@@ -373,8 +707,61 @@
         <w:ind w:left="1134" w:hanging="566"/>
         <w:jc w:val="both"/>
       </w:pPr>
-      <w:r>
-        <w:t>Bukan merupakan hasil karya yang tidak dilindungi Hak Cipta sebagaimana dimaksud dalam Pasal 41 dan 42;</w:t>
+      <w:proofErr w:type="spellStart"/>
+      <w:r>
+        <w:t>Bukan</w:t>
+      </w:r>
+      <w:proofErr w:type="spellEnd"/>
+      <w:r>
+        <w:t xml:space="preserve"> </w:t>
+      </w:r>
+      <w:proofErr w:type="spellStart"/>
+      <w:r>
+        <w:t>merupakan</w:t>
+      </w:r>
+      <w:proofErr w:type="spellEnd"/>
+      <w:r>
+        <w:t xml:space="preserve"> </w:t>
+      </w:r>
+      <w:proofErr w:type="spellStart"/>
+      <w:r>
+        <w:t>hasil</w:t>
+      </w:r>
+      <w:proofErr w:type="spellEnd"/>
+      <w:r>
+        <w:t xml:space="preserve"> </w:t>
+      </w:r>
+      <w:proofErr w:type="spellStart"/>
+      <w:r>
+        <w:t>karya</w:t>
+      </w:r>
+      <w:proofErr w:type="spellEnd"/>
+      <w:r>
+        <w:t xml:space="preserve"> yang tidak </w:t>
+      </w:r>
+      <w:proofErr w:type="spellStart"/>
+      <w:r>
+        <w:t>dilindungi</w:t>
+      </w:r>
+      <w:proofErr w:type="spellEnd"/>
+      <w:r>
+        <w:t xml:space="preserve"> Hak Cipta </w:t>
+      </w:r>
+      <w:proofErr w:type="spellStart"/>
+      <w:r>
+        <w:t>sebagaimana</w:t>
+      </w:r>
+      <w:proofErr w:type="spellEnd"/>
+      <w:r>
+        <w:t xml:space="preserve"> </w:t>
+      </w:r>
+      <w:proofErr w:type="spellStart"/>
+      <w:r>
+        <w:t>dimaksud</w:t>
+      </w:r>
+      <w:proofErr w:type="spellEnd"/>
+      <w:r>
+        <w:t xml:space="preserve"> dalam Pasal 41 dan 42;</w:t>
       </w:r>
     </w:p>
     <w:p>
@@ -393,8 +780,165 @@
         <w:ind w:left="1134" w:hanging="566"/>
         <w:jc w:val="both"/>
       </w:pPr>
-      <w:r>
-        <w:t>Bukan merupakan Ciptaan seni lukis yang berupa logo atau tanda pembeda yang digunakan sebagai merek dalam perdagangan barang/jasa atau digunakan sebagai lambang organisasi, badan usaha, atau badan hukum sebagaimana dimaksud dalam Pasal 65 dan;</w:t>
+      <w:proofErr w:type="spellStart"/>
+      <w:r>
+        <w:t>Bukan</w:t>
+      </w:r>
+      <w:proofErr w:type="spellEnd"/>
+      <w:r>
+        <w:t xml:space="preserve"> </w:t>
+      </w:r>
+      <w:proofErr w:type="spellStart"/>
+      <w:r>
+        <w:t>merupakan</w:t>
+      </w:r>
+      <w:proofErr w:type="spellEnd"/>
+      <w:r>
+        <w:t xml:space="preserve"> </w:t>
+      </w:r>
+      <w:proofErr w:type="spellStart"/>
+      <w:r>
+        <w:t>Ciptaan</w:t>
+      </w:r>
+      <w:proofErr w:type="spellEnd"/>
+      <w:r>
+        <w:t xml:space="preserve"> </w:t>
+      </w:r>
+      <w:proofErr w:type="spellStart"/>
+      <w:r>
+        <w:t>seni</w:t>
+      </w:r>
+      <w:proofErr w:type="spellEnd"/>
+      <w:r>
+        <w:t xml:space="preserve"> </w:t>
+      </w:r>
+      <w:proofErr w:type="spellStart"/>
+      <w:r>
+        <w:t>lukis</w:t>
+      </w:r>
+      <w:proofErr w:type="spellEnd"/>
+      <w:r>
+        <w:t xml:space="preserve"> yang </w:t>
+      </w:r>
+      <w:proofErr w:type="spellStart"/>
+      <w:r>
+        <w:t>berupa</w:t>
+      </w:r>
+      <w:proofErr w:type="spellEnd"/>
+      <w:r>
+        <w:t xml:space="preserve"> logo atau </w:t>
+      </w:r>
+      <w:proofErr w:type="spellStart"/>
+      <w:r>
+        <w:t>tanda</w:t>
+      </w:r>
+      <w:proofErr w:type="spellEnd"/>
+      <w:r>
+        <w:t xml:space="preserve"> </w:t>
+      </w:r>
+      <w:proofErr w:type="spellStart"/>
+      <w:r>
+        <w:t>pembeda</w:t>
+      </w:r>
+      <w:proofErr w:type="spellEnd"/>
+      <w:r>
+        <w:t xml:space="preserve"> yang digunakan </w:t>
+      </w:r>
+      <w:proofErr w:type="spellStart"/>
+      <w:r>
+        <w:t>sebagai</w:t>
+      </w:r>
+      <w:proofErr w:type="spellEnd"/>
+      <w:r>
+        <w:t xml:space="preserve"> </w:t>
+      </w:r>
+      <w:proofErr w:type="spellStart"/>
+      <w:r>
+        <w:t>merek</w:t>
+      </w:r>
+      <w:proofErr w:type="spellEnd"/>
+      <w:r>
+        <w:t xml:space="preserve"> dalam </w:t>
+      </w:r>
+      <w:proofErr w:type="spellStart"/>
+      <w:r>
+        <w:t>perdagangan</w:t>
+      </w:r>
+      <w:proofErr w:type="spellEnd"/>
+      <w:r>
+        <w:t xml:space="preserve"> </w:t>
+      </w:r>
+      <w:proofErr w:type="spellStart"/>
+      <w:r>
+        <w:t>barang</w:t>
+      </w:r>
+      <w:proofErr w:type="spellEnd"/>
+      <w:r>
+        <w:t>/</w:t>
+      </w:r>
+      <w:proofErr w:type="spellStart"/>
+      <w:r>
+        <w:t>jasa</w:t>
+      </w:r>
+      <w:proofErr w:type="spellEnd"/>
+      <w:r>
+        <w:t xml:space="preserve"> atau digunakan </w:t>
+      </w:r>
+      <w:proofErr w:type="spellStart"/>
+      <w:r>
+        <w:t>sebagai</w:t>
+      </w:r>
+      <w:proofErr w:type="spellEnd"/>
+      <w:r>
+        <w:t xml:space="preserve"> </w:t>
+      </w:r>
+      <w:proofErr w:type="spellStart"/>
+      <w:r>
+        <w:t>lambang</w:t>
+      </w:r>
+      <w:proofErr w:type="spellEnd"/>
+      <w:r>
+        <w:t xml:space="preserve"> </w:t>
+      </w:r>
+      <w:proofErr w:type="spellStart"/>
+      <w:r>
+        <w:t>organisasi</w:t>
+      </w:r>
+      <w:proofErr w:type="spellEnd"/>
+      <w:r>
+        <w:t xml:space="preserve">, badan </w:t>
+      </w:r>
+      <w:proofErr w:type="spellStart"/>
+      <w:r>
+        <w:t>usaha</w:t>
+      </w:r>
+      <w:proofErr w:type="spellEnd"/>
+      <w:r>
+        <w:t xml:space="preserve">, atau badan </w:t>
+      </w:r>
+      <w:proofErr w:type="spellStart"/>
+      <w:r>
+        <w:t>hukum</w:t>
+      </w:r>
+      <w:proofErr w:type="spellEnd"/>
+      <w:r>
+        <w:t xml:space="preserve"> </w:t>
+      </w:r>
+      <w:proofErr w:type="spellStart"/>
+      <w:r>
+        <w:t>sebagaimana</w:t>
+      </w:r>
+      <w:proofErr w:type="spellEnd"/>
+      <w:r>
+        <w:t xml:space="preserve"> </w:t>
+      </w:r>
+      <w:proofErr w:type="spellStart"/>
+      <w:r>
+        <w:t>dimaksud</w:t>
+      </w:r>
+      <w:proofErr w:type="spellEnd"/>
+      <w:r>
+        <w:t xml:space="preserve"> dalam Pasal 65 dan;</w:t>
       </w:r>
     </w:p>
     <w:p>
@@ -413,8 +957,157 @@
         <w:ind w:left="1134" w:hanging="566"/>
         <w:jc w:val="both"/>
       </w:pPr>
-      <w:r>
-        <w:t>Bukan merupakan Ciptaan yang melanggar norma agama, norma susila, ketertiban umum, pertahanan dan keamanan negara atau melanggar peraturan perundang-undangan sebagaimana dimaksud dalam Pasal 74 ayat (1) huruf d Undang-Undang Nomor 28 Tahun 2014 tentang Hak Cipta.</w:t>
+      <w:proofErr w:type="spellStart"/>
+      <w:r>
+        <w:t>Bukan</w:t>
+      </w:r>
+      <w:proofErr w:type="spellEnd"/>
+      <w:r>
+        <w:t xml:space="preserve"> </w:t>
+      </w:r>
+      <w:proofErr w:type="spellStart"/>
+      <w:r>
+        <w:t>merupakan</w:t>
+      </w:r>
+      <w:proofErr w:type="spellEnd"/>
+      <w:r>
+        <w:t xml:space="preserve"> </w:t>
+      </w:r>
+      <w:proofErr w:type="spellStart"/>
+      <w:r>
+        <w:t>Ciptaan</w:t>
+      </w:r>
+      <w:proofErr w:type="spellEnd"/>
+      <w:r>
+        <w:t xml:space="preserve"> yang </w:t>
+      </w:r>
+      <w:proofErr w:type="spellStart"/>
+      <w:r>
+        <w:t>melanggar</w:t>
+      </w:r>
+      <w:proofErr w:type="spellEnd"/>
+      <w:r>
+        <w:t xml:space="preserve"> norma agama, norma </w:t>
+      </w:r>
+      <w:proofErr w:type="spellStart"/>
+      <w:r>
+        <w:t>susila</w:t>
+      </w:r>
+      <w:proofErr w:type="spellEnd"/>
+      <w:r>
+        <w:t xml:space="preserve">, </w:t>
+      </w:r>
+      <w:proofErr w:type="spellStart"/>
+      <w:r>
+        <w:t>ketertiban</w:t>
+      </w:r>
+      <w:proofErr w:type="spellEnd"/>
+      <w:r>
+        <w:t xml:space="preserve"> </w:t>
+      </w:r>
+      <w:proofErr w:type="spellStart"/>
+      <w:r>
+        <w:t>umum</w:t>
+      </w:r>
+      <w:proofErr w:type="spellEnd"/>
+      <w:r>
+        <w:t xml:space="preserve">, </w:t>
+      </w:r>
+      <w:proofErr w:type="spellStart"/>
+      <w:r>
+        <w:t>pertahanan</w:t>
+      </w:r>
+      <w:proofErr w:type="spellEnd"/>
+      <w:r>
+        <w:t xml:space="preserve"> dan </w:t>
+      </w:r>
+      <w:proofErr w:type="spellStart"/>
+      <w:r>
+        <w:t>keamanan</w:t>
+      </w:r>
+      <w:proofErr w:type="spellEnd"/>
+      <w:r>
+        <w:t xml:space="preserve"> negara atau </w:t>
+      </w:r>
+      <w:proofErr w:type="spellStart"/>
+      <w:r>
+        <w:t>melanggar</w:t>
+      </w:r>
+      <w:proofErr w:type="spellEnd"/>
+      <w:r>
+        <w:t xml:space="preserve"> </w:t>
+      </w:r>
+      <w:proofErr w:type="spellStart"/>
+      <w:r>
+        <w:t>peraturan</w:t>
+      </w:r>
+      <w:proofErr w:type="spellEnd"/>
+      <w:r>
+        <w:t xml:space="preserve"> </w:t>
+      </w:r>
+      <w:proofErr w:type="spellStart"/>
+      <w:r>
+        <w:t>perundang-undangan</w:t>
+      </w:r>
+      <w:proofErr w:type="spellEnd"/>
+      <w:r>
+        <w:t xml:space="preserve"> </w:t>
+      </w:r>
+      <w:proofErr w:type="spellStart"/>
+      <w:r>
+        <w:t>sebagaimana</w:t>
+      </w:r>
+      <w:proofErr w:type="spellEnd"/>
+      <w:r>
+        <w:t xml:space="preserve"> </w:t>
+      </w:r>
+      <w:proofErr w:type="spellStart"/>
+      <w:r>
+        <w:t>dimaksud</w:t>
+      </w:r>
+      <w:proofErr w:type="spellEnd"/>
+      <w:r>
+        <w:t xml:space="preserve"> dalam Pasal 74 </w:t>
+      </w:r>
+      <w:proofErr w:type="spellStart"/>
+      <w:r>
+        <w:t>ayat</w:t>
+      </w:r>
+      <w:proofErr w:type="spellEnd"/>
+      <w:r>
+        <w:t xml:space="preserve"> (1) </w:t>
+      </w:r>
+      <w:proofErr w:type="spellStart"/>
+      <w:r>
+        <w:t>huruf</w:t>
+      </w:r>
+      <w:proofErr w:type="spellEnd"/>
+      <w:r>
+        <w:t xml:space="preserve"> d </w:t>
+      </w:r>
+      <w:proofErr w:type="spellStart"/>
+      <w:r>
+        <w:t>Undang-Undang</w:t>
+      </w:r>
+      <w:proofErr w:type="spellEnd"/>
+      <w:r>
+        <w:t xml:space="preserve"> </w:t>
+      </w:r>
+      <w:proofErr w:type="spellStart"/>
+      <w:r>
+        <w:t>Nomor</w:t>
+      </w:r>
+      <w:proofErr w:type="spellEnd"/>
+      <w:r>
+        <w:t xml:space="preserve"> 28 </w:t>
+      </w:r>
+      <w:proofErr w:type="spellStart"/>
+      <w:r>
+        <w:t>Tahun</w:t>
+      </w:r>
+      <w:proofErr w:type="spellEnd"/>
+      <w:r>
+        <w:t xml:space="preserve"> 2014 tentang Hak Cipta.</w:t>
       </w:r>
     </w:p>
     <w:p>
@@ -426,8 +1119,173 @@
         <w:ind w:left="567" w:hanging="567"/>
         <w:jc w:val="both"/>
       </w:pPr>
-      <w:r>
-        <w:t>Sebagai pemohon mempunyai kewajiban untuk menyimpan asli contoh ciptaan yang dimohonkan dan harus memberikan apabila dibutuhkan untuk kepentingan penyelesaian sengketa perdata maupun pidana sesuai dengan ketentuan perundang-undangan.</w:t>
+      <w:proofErr w:type="spellStart"/>
+      <w:r>
+        <w:t>Sebagai</w:t>
+      </w:r>
+      <w:proofErr w:type="spellEnd"/>
+      <w:r>
+        <w:t xml:space="preserve"> </w:t>
+      </w:r>
+      <w:proofErr w:type="spellStart"/>
+      <w:r>
+        <w:t>pemohon</w:t>
+      </w:r>
+      <w:proofErr w:type="spellEnd"/>
+      <w:r>
+        <w:t xml:space="preserve"> </w:t>
+      </w:r>
+      <w:proofErr w:type="spellStart"/>
+      <w:r>
+        <w:t>mempunyai</w:t>
+      </w:r>
+      <w:proofErr w:type="spellEnd"/>
+      <w:r>
+        <w:t xml:space="preserve"> </w:t>
+      </w:r>
+      <w:proofErr w:type="spellStart"/>
+      <w:r>
+        <w:t>kewajiban</w:t>
+      </w:r>
+      <w:proofErr w:type="spellEnd"/>
+      <w:r>
+        <w:t xml:space="preserve"> untuk </w:t>
+      </w:r>
+      <w:proofErr w:type="spellStart"/>
+      <w:r>
+        <w:t>menyimpan</w:t>
+      </w:r>
+      <w:proofErr w:type="spellEnd"/>
+      <w:r>
+        <w:t xml:space="preserve"> </w:t>
+      </w:r>
+      <w:proofErr w:type="spellStart"/>
+      <w:r>
+        <w:t>asli</w:t>
+      </w:r>
+      <w:proofErr w:type="spellEnd"/>
+      <w:r>
+        <w:t xml:space="preserve"> </w:t>
+      </w:r>
+      <w:proofErr w:type="spellStart"/>
+      <w:r>
+        <w:t>contoh</w:t>
+      </w:r>
+      <w:proofErr w:type="spellEnd"/>
+      <w:r>
+        <w:t xml:space="preserve"> </w:t>
+      </w:r>
+      <w:proofErr w:type="spellStart"/>
+      <w:r>
+        <w:t>ciptaan</w:t>
+      </w:r>
+      <w:proofErr w:type="spellEnd"/>
+      <w:r>
+        <w:t xml:space="preserve"> yang </w:t>
+      </w:r>
+      <w:proofErr w:type="spellStart"/>
+      <w:r>
+        <w:t>dimohonkan</w:t>
+      </w:r>
+      <w:proofErr w:type="spellEnd"/>
+      <w:r>
+        <w:t xml:space="preserve"> dan </w:t>
+      </w:r>
+      <w:proofErr w:type="spellStart"/>
+      <w:r>
+        <w:t>harus</w:t>
+      </w:r>
+      <w:proofErr w:type="spellEnd"/>
+      <w:r>
+        <w:t xml:space="preserve"> </w:t>
+      </w:r>
+      <w:proofErr w:type="spellStart"/>
+      <w:r>
+        <w:t>memberikan</w:t>
+      </w:r>
+      <w:proofErr w:type="spellEnd"/>
+      <w:r>
+        <w:t xml:space="preserve"> </w:t>
+      </w:r>
+      <w:proofErr w:type="spellStart"/>
+      <w:r>
+        <w:t>apabila</w:t>
+      </w:r>
+      <w:proofErr w:type="spellEnd"/>
+      <w:r>
+        <w:t xml:space="preserve"> </w:t>
+      </w:r>
+      <w:proofErr w:type="spellStart"/>
+      <w:r>
+        <w:t>dibutuhkan</w:t>
+      </w:r>
+      <w:proofErr w:type="spellEnd"/>
+      <w:r>
+        <w:t xml:space="preserve"> untuk </w:t>
+      </w:r>
+      <w:proofErr w:type="spellStart"/>
+      <w:r>
+        <w:t>kepentingan</w:t>
+      </w:r>
+      <w:proofErr w:type="spellEnd"/>
+      <w:r>
+        <w:t xml:space="preserve"> </w:t>
+      </w:r>
+      <w:proofErr w:type="spellStart"/>
+      <w:r>
+        <w:t>penyelesaian</w:t>
+      </w:r>
+      <w:proofErr w:type="spellEnd"/>
+      <w:r>
+        <w:t xml:space="preserve"> </w:t>
+      </w:r>
+      <w:proofErr w:type="spellStart"/>
+      <w:r>
+        <w:t>sengketa</w:t>
+      </w:r>
+      <w:proofErr w:type="spellEnd"/>
+      <w:r>
+        <w:t xml:space="preserve"> </w:t>
+      </w:r>
+      <w:proofErr w:type="spellStart"/>
+      <w:r>
+        <w:t>perdata</w:t>
+      </w:r>
+      <w:proofErr w:type="spellEnd"/>
+      <w:r>
+        <w:t xml:space="preserve"> </w:t>
+      </w:r>
+      <w:proofErr w:type="spellStart"/>
+      <w:r>
+        <w:t>maupun</w:t>
+      </w:r>
+      <w:proofErr w:type="spellEnd"/>
+      <w:r>
+        <w:t xml:space="preserve"> </w:t>
+      </w:r>
+      <w:proofErr w:type="spellStart"/>
+      <w:r>
+        <w:t>pidana</w:t>
+      </w:r>
+      <w:proofErr w:type="spellEnd"/>
+      <w:r>
+        <w:t xml:space="preserve"> sesuai dengan </w:t>
+      </w:r>
+      <w:proofErr w:type="spellStart"/>
+      <w:r>
+        <w:t>ketentuan</w:t>
+      </w:r>
+      <w:proofErr w:type="spellEnd"/>
+      <w:r>
+        <w:t xml:space="preserve"> </w:t>
+      </w:r>
+      <w:proofErr w:type="spellStart"/>
+      <w:r>
+        <w:t>perundang-undangan</w:t>
+      </w:r>
+      <w:proofErr w:type="spellEnd"/>
+      <w:r>
+        <w:t>.</w:t>
       </w:r>
     </w:p>
     <w:p>
@@ -440,7 +1298,79 @@
         <w:jc w:val="both"/>
       </w:pPr>
       <w:r>
-        <w:t>Karya Cipta yang saya mohonkan pada Angka 1 tersebut di atas tidak pernah dan tidak sedang dalam sengketa pidana dan/atau perdata di Pengadilan.</w:t>
+        <w:t xml:space="preserve">Karya Cipta yang </w:t>
+      </w:r>
+      <w:proofErr w:type="spellStart"/>
+      <w:r>
+        <w:t>saya</w:t>
+      </w:r>
+      <w:proofErr w:type="spellEnd"/>
+      <w:r>
+        <w:t xml:space="preserve"> </w:t>
+      </w:r>
+      <w:proofErr w:type="spellStart"/>
+      <w:r>
+        <w:t>mohonkan</w:t>
+      </w:r>
+      <w:proofErr w:type="spellEnd"/>
+      <w:r>
+        <w:t xml:space="preserve"> pada Angka 1 </w:t>
+      </w:r>
+      <w:proofErr w:type="spellStart"/>
+      <w:r>
+        <w:t>tersebut</w:t>
+      </w:r>
+      <w:proofErr w:type="spellEnd"/>
+      <w:r>
+        <w:t xml:space="preserve"> di </w:t>
+      </w:r>
+      <w:proofErr w:type="spellStart"/>
+      <w:r>
+        <w:t>atas</w:t>
+      </w:r>
+      <w:proofErr w:type="spellEnd"/>
+      <w:r>
+        <w:t xml:space="preserve"> tidak pernah dan tidak </w:t>
+      </w:r>
+      <w:proofErr w:type="spellStart"/>
+      <w:r>
+        <w:t>sedang</w:t>
+      </w:r>
+      <w:proofErr w:type="spellEnd"/>
+      <w:r>
+        <w:t xml:space="preserve"> dalam </w:t>
+      </w:r>
+      <w:proofErr w:type="spellStart"/>
+      <w:r>
+        <w:t>sengketa</w:t>
+      </w:r>
+      <w:proofErr w:type="spellEnd"/>
+      <w:r>
+        <w:t xml:space="preserve"> </w:t>
+      </w:r>
+      <w:proofErr w:type="spellStart"/>
+      <w:r>
+        <w:t>pidana</w:t>
+      </w:r>
+      <w:proofErr w:type="spellEnd"/>
+      <w:r>
+        <w:t xml:space="preserve"> dan/atau </w:t>
+      </w:r>
+      <w:proofErr w:type="spellStart"/>
+      <w:r>
+        <w:t>perdata</w:t>
+      </w:r>
+      <w:proofErr w:type="spellEnd"/>
+      <w:r>
+        <w:t xml:space="preserve"> di </w:t>
+      </w:r>
+      <w:proofErr w:type="spellStart"/>
+      <w:r>
+        <w:t>Pengadilan</w:t>
+      </w:r>
+      <w:proofErr w:type="spellEnd"/>
+      <w:r>
+        <w:t>.</w:t>
       </w:r>
     </w:p>
     <w:p>
@@ -453,7 +1383,111 @@
         <w:jc w:val="both"/>
       </w:pPr>
       <w:r>
-        <w:t>Dalam hal ketentuan sebagaimana dimaksud dalam Angka 1 dan Angka 3 tersebut di atas saya / kami langgar, maka saya / kami bersedia secara sukarela bahwa:</w:t>
+        <w:t xml:space="preserve">Dalam </w:t>
+      </w:r>
+      <w:proofErr w:type="spellStart"/>
+      <w:r>
+        <w:t>hal</w:t>
+      </w:r>
+      <w:proofErr w:type="spellEnd"/>
+      <w:r>
+        <w:t xml:space="preserve"> </w:t>
+      </w:r>
+      <w:proofErr w:type="spellStart"/>
+      <w:r>
+        <w:t>ketentuan</w:t>
+      </w:r>
+      <w:proofErr w:type="spellEnd"/>
+      <w:r>
+        <w:t xml:space="preserve"> </w:t>
+      </w:r>
+      <w:proofErr w:type="spellStart"/>
+      <w:r>
+        <w:t>sebagaimana</w:t>
+      </w:r>
+      <w:proofErr w:type="spellEnd"/>
+      <w:r>
+        <w:t xml:space="preserve"> </w:t>
+      </w:r>
+      <w:proofErr w:type="spellStart"/>
+      <w:r>
+        <w:t>dimaksud</w:t>
+      </w:r>
+      <w:proofErr w:type="spellEnd"/>
+      <w:r>
+        <w:t xml:space="preserve"> dalam Angka 1 dan Angka 3 </w:t>
+      </w:r>
+      <w:proofErr w:type="spellStart"/>
+      <w:r>
+        <w:t>tersebut</w:t>
+      </w:r>
+      <w:proofErr w:type="spellEnd"/>
+      <w:r>
+        <w:t xml:space="preserve"> di </w:t>
+      </w:r>
+      <w:proofErr w:type="spellStart"/>
+      <w:r>
+        <w:t>atas</w:t>
+      </w:r>
+      <w:proofErr w:type="spellEnd"/>
+      <w:r>
+        <w:t xml:space="preserve"> </w:t>
+      </w:r>
+      <w:proofErr w:type="spellStart"/>
+      <w:r>
+        <w:t>saya</w:t>
+      </w:r>
+      <w:proofErr w:type="spellEnd"/>
+      <w:r>
+        <w:t xml:space="preserve"> / kami </w:t>
+      </w:r>
+      <w:proofErr w:type="spellStart"/>
+      <w:r>
+        <w:t>langgar</w:t>
+      </w:r>
+      <w:proofErr w:type="spellEnd"/>
+      <w:r>
+        <w:t xml:space="preserve">, maka </w:t>
+      </w:r>
+      <w:proofErr w:type="spellStart"/>
+      <w:r>
+        <w:t>saya</w:t>
+      </w:r>
+      <w:proofErr w:type="spellEnd"/>
+      <w:r>
+        <w:t xml:space="preserve"> / kami </w:t>
+      </w:r>
+      <w:proofErr w:type="spellStart"/>
+      <w:r>
+        <w:t>bersedia</w:t>
+      </w:r>
+      <w:proofErr w:type="spellEnd"/>
+      <w:r>
+        <w:t xml:space="preserve"> </w:t>
+      </w:r>
+      <w:proofErr w:type="spellStart"/>
+      <w:r>
+        <w:t>secara</w:t>
+      </w:r>
+      <w:proofErr w:type="spellEnd"/>
+      <w:r>
+        <w:t xml:space="preserve"> </w:t>
+      </w:r>
+      <w:proofErr w:type="spellStart"/>
+      <w:r>
+        <w:t>sukarela</w:t>
+      </w:r>
+      <w:proofErr w:type="spellEnd"/>
+      <w:r>
+        <w:t xml:space="preserve"> </w:t>
+      </w:r>
+      <w:proofErr w:type="spellStart"/>
+      <w:r>
+        <w:t>bahwa</w:t>
+      </w:r>
+      <w:proofErr w:type="spellEnd"/>
+      <w:r>
+        <w:t>:</w:t>
       </w:r>
     </w:p>
     <w:p>
@@ -465,8 +1499,69 @@
         <w:ind w:left="1134" w:hanging="567"/>
         <w:jc w:val="both"/>
       </w:pPr>
-      <w:r>
-        <w:t xml:space="preserve">permohonan karya cipta yang saya ajukan dianggap ditarik kembali; atau </w:t>
+      <w:proofErr w:type="spellStart"/>
+      <w:r>
+        <w:t>permohonan</w:t>
+      </w:r>
+      <w:proofErr w:type="spellEnd"/>
+      <w:r>
+        <w:t xml:space="preserve"> </w:t>
+      </w:r>
+      <w:proofErr w:type="spellStart"/>
+      <w:r>
+        <w:t>karya</w:t>
+      </w:r>
+      <w:proofErr w:type="spellEnd"/>
+      <w:r>
+        <w:t xml:space="preserve"> </w:t>
+      </w:r>
+      <w:proofErr w:type="spellStart"/>
+      <w:r>
+        <w:t>cipta</w:t>
+      </w:r>
+      <w:proofErr w:type="spellEnd"/>
+      <w:r>
+        <w:t xml:space="preserve"> yang </w:t>
+      </w:r>
+      <w:proofErr w:type="spellStart"/>
+      <w:r>
+        <w:t>saya</w:t>
+      </w:r>
+      <w:proofErr w:type="spellEnd"/>
+      <w:r>
+        <w:t xml:space="preserve"> </w:t>
+      </w:r>
+      <w:proofErr w:type="spellStart"/>
+      <w:r>
+        <w:t>ajukan</w:t>
+      </w:r>
+      <w:proofErr w:type="spellEnd"/>
+      <w:r>
+        <w:t xml:space="preserve"> </w:t>
+      </w:r>
+      <w:proofErr w:type="spellStart"/>
+      <w:r>
+        <w:t>dianggap</w:t>
+      </w:r>
+      <w:proofErr w:type="spellEnd"/>
+      <w:r>
+        <w:t xml:space="preserve"> </w:t>
+      </w:r>
+      <w:proofErr w:type="spellStart"/>
+      <w:r>
+        <w:t>ditarik</w:t>
+      </w:r>
+      <w:proofErr w:type="spellEnd"/>
+      <w:r>
+        <w:t xml:space="preserve"> </w:t>
+      </w:r>
+      <w:proofErr w:type="spellStart"/>
+      <w:r>
+        <w:t>kembali</w:t>
+      </w:r>
+      <w:proofErr w:type="spellEnd"/>
+      <w:r>
+        <w:t xml:space="preserve">; atau </w:t>
       </w:r>
     </w:p>
     <w:p>
@@ -479,7 +1574,103 @@
         <w:jc w:val="both"/>
       </w:pPr>
       <w:r>
-        <w:t>Karya Cipta yang telah terdaftar dalam Daftar Umum Ciptaan Direktorat Hak Cipta, Direktorat Jenderal Hak Kekayaan Intelektual, Kementerian Hukum Republik Indonesia dihapuskan sesuai dengan ketentuan perundang-undangan yang berlaku.</w:t>
+        <w:t xml:space="preserve">Karya Cipta yang </w:t>
+      </w:r>
+      <w:proofErr w:type="spellStart"/>
+      <w:r>
+        <w:t>telah</w:t>
+      </w:r>
+      <w:proofErr w:type="spellEnd"/>
+      <w:r>
+        <w:t xml:space="preserve"> </w:t>
+      </w:r>
+      <w:proofErr w:type="spellStart"/>
+      <w:r>
+        <w:t>terdaftar</w:t>
+      </w:r>
+      <w:proofErr w:type="spellEnd"/>
+      <w:r>
+        <w:t xml:space="preserve"> dalam Daftar Umum </w:t>
+      </w:r>
+      <w:proofErr w:type="spellStart"/>
+      <w:r>
+        <w:t>Ciptaan</w:t>
+      </w:r>
+      <w:proofErr w:type="spellEnd"/>
+      <w:r>
+        <w:t xml:space="preserve"> </w:t>
+      </w:r>
+      <w:proofErr w:type="spellStart"/>
+      <w:r>
+        <w:t>Direktorat</w:t>
+      </w:r>
+      <w:proofErr w:type="spellEnd"/>
+      <w:r>
+        <w:t xml:space="preserve"> Hak Cipta, </w:t>
+      </w:r>
+      <w:proofErr w:type="spellStart"/>
+      <w:r>
+        <w:t>Direktorat</w:t>
+      </w:r>
+      <w:proofErr w:type="spellEnd"/>
+      <w:r>
+        <w:t xml:space="preserve"> </w:t>
+      </w:r>
+      <w:proofErr w:type="spellStart"/>
+      <w:r>
+        <w:t>Jenderal</w:t>
+      </w:r>
+      <w:proofErr w:type="spellEnd"/>
+      <w:r>
+        <w:t xml:space="preserve"> Hak </w:t>
+      </w:r>
+      <w:proofErr w:type="spellStart"/>
+      <w:r>
+        <w:t>Kekayaan</w:t>
+      </w:r>
+      <w:proofErr w:type="spellEnd"/>
+      <w:r>
+        <w:t xml:space="preserve"> </w:t>
+      </w:r>
+      <w:proofErr w:type="spellStart"/>
+      <w:r>
+        <w:t>Intelektual</w:t>
+      </w:r>
+      <w:proofErr w:type="spellEnd"/>
+      <w:r>
+        <w:t xml:space="preserve">, Kementerian Hukum Republik Indonesia </w:t>
+      </w:r>
+      <w:proofErr w:type="spellStart"/>
+      <w:r>
+        <w:t>dihapuskan</w:t>
+      </w:r>
+      <w:proofErr w:type="spellEnd"/>
+      <w:r>
+        <w:t xml:space="preserve"> sesuai dengan </w:t>
+      </w:r>
+      <w:proofErr w:type="spellStart"/>
+      <w:r>
+        <w:t>ketentuan</w:t>
+      </w:r>
+      <w:proofErr w:type="spellEnd"/>
+      <w:r>
+        <w:t xml:space="preserve"> </w:t>
+      </w:r>
+      <w:proofErr w:type="spellStart"/>
+      <w:r>
+        <w:t>perundang-undangan</w:t>
+      </w:r>
+      <w:proofErr w:type="spellEnd"/>
+      <w:r>
+        <w:t xml:space="preserve"> yang </w:t>
+      </w:r>
+      <w:proofErr w:type="spellStart"/>
+      <w:r>
+        <w:t>berlaku</w:t>
+      </w:r>
+      <w:proofErr w:type="spellEnd"/>
+      <w:r>
+        <w:t>.</w:t>
       </w:r>
     </w:p>
     <w:p>
@@ -492,7 +1683,183 @@
         <w:jc w:val="both"/>
       </w:pPr>
       <w:r>
-        <w:t>Dalam hal kepemilikan Hak Cipta yang dimohonkan secara elektronik sedang dalam berperkara dan/atau sedang dalam gugatan di Pengadilan maka status kepemilikan surat pencatatan elektronik tersebut ditangguhkan menunggu putusan Pengadilan yang berkekuatan hukum tetap.</w:t>
+        <w:t xml:space="preserve">Dalam </w:t>
+      </w:r>
+      <w:proofErr w:type="spellStart"/>
+      <w:r>
+        <w:t>hal</w:t>
+      </w:r>
+      <w:proofErr w:type="spellEnd"/>
+      <w:r>
+        <w:t xml:space="preserve"> </w:t>
+      </w:r>
+      <w:proofErr w:type="spellStart"/>
+      <w:r>
+        <w:t>kepemilikan</w:t>
+      </w:r>
+      <w:proofErr w:type="spellEnd"/>
+      <w:r>
+        <w:t xml:space="preserve"> Hak Cipta yang </w:t>
+      </w:r>
+      <w:proofErr w:type="spellStart"/>
+      <w:r>
+        <w:t>dimohonkan</w:t>
+      </w:r>
+      <w:proofErr w:type="spellEnd"/>
+      <w:r>
+        <w:t xml:space="preserve"> </w:t>
+      </w:r>
+      <w:proofErr w:type="spellStart"/>
+      <w:r>
+        <w:t>secara</w:t>
+      </w:r>
+      <w:proofErr w:type="spellEnd"/>
+      <w:r>
+        <w:t xml:space="preserve"> </w:t>
+      </w:r>
+      <w:proofErr w:type="spellStart"/>
+      <w:r>
+        <w:t>elektronik</w:t>
+      </w:r>
+      <w:proofErr w:type="spellEnd"/>
+      <w:r>
+        <w:t xml:space="preserve"> </w:t>
+      </w:r>
+      <w:proofErr w:type="spellStart"/>
+      <w:r>
+        <w:t>sedang</w:t>
+      </w:r>
+      <w:proofErr w:type="spellEnd"/>
+      <w:r>
+        <w:t xml:space="preserve"> dalam </w:t>
+      </w:r>
+      <w:proofErr w:type="spellStart"/>
+      <w:r>
+        <w:t>berperkara</w:t>
+      </w:r>
+      <w:proofErr w:type="spellEnd"/>
+      <w:r>
+        <w:t xml:space="preserve"> dan/atau </w:t>
+      </w:r>
+      <w:proofErr w:type="spellStart"/>
+      <w:r>
+        <w:t>sedang</w:t>
+      </w:r>
+      <w:proofErr w:type="spellEnd"/>
+      <w:r>
+        <w:t xml:space="preserve"> dalam </w:t>
+      </w:r>
+      <w:proofErr w:type="spellStart"/>
+      <w:r>
+        <w:t>gugatan</w:t>
+      </w:r>
+      <w:proofErr w:type="spellEnd"/>
+      <w:r>
+        <w:t xml:space="preserve"> di </w:t>
+      </w:r>
+      <w:proofErr w:type="spellStart"/>
+      <w:r>
+        <w:t>Pengadilan</w:t>
+      </w:r>
+      <w:proofErr w:type="spellEnd"/>
+      <w:r>
+        <w:t xml:space="preserve"> maka status </w:t>
+      </w:r>
+      <w:proofErr w:type="spellStart"/>
+      <w:r>
+        <w:t>kepemilikan</w:t>
+      </w:r>
+      <w:proofErr w:type="spellEnd"/>
+      <w:r>
+        <w:t xml:space="preserve"> </w:t>
+      </w:r>
+      <w:proofErr w:type="spellStart"/>
+      <w:r>
+        <w:t>surat</w:t>
+      </w:r>
+      <w:proofErr w:type="spellEnd"/>
+      <w:r>
+        <w:t xml:space="preserve"> </w:t>
+      </w:r>
+      <w:proofErr w:type="spellStart"/>
+      <w:r>
+        <w:t>pencatatan</w:t>
+      </w:r>
+      <w:proofErr w:type="spellEnd"/>
+      <w:r>
+        <w:t xml:space="preserve"> </w:t>
+      </w:r>
+      <w:proofErr w:type="spellStart"/>
+      <w:r>
+        <w:t>elektronik</w:t>
+      </w:r>
+      <w:proofErr w:type="spellEnd"/>
+      <w:r>
+        <w:t xml:space="preserve"> </w:t>
+      </w:r>
+      <w:proofErr w:type="spellStart"/>
+      <w:r>
+        <w:t>tersebut</w:t>
+      </w:r>
+      <w:proofErr w:type="spellEnd"/>
+      <w:r>
+        <w:t xml:space="preserve"> </w:t>
+      </w:r>
+      <w:proofErr w:type="spellStart"/>
+      <w:r>
+        <w:t>ditangguhkan</w:t>
+      </w:r>
+      <w:proofErr w:type="spellEnd"/>
+      <w:r>
+        <w:t xml:space="preserve"> </w:t>
+      </w:r>
+      <w:proofErr w:type="spellStart"/>
+      <w:r>
+        <w:t>menunggu</w:t>
+      </w:r>
+      <w:proofErr w:type="spellEnd"/>
+      <w:r>
+        <w:t xml:space="preserve"> </w:t>
+      </w:r>
+      <w:proofErr w:type="spellStart"/>
+      <w:r>
+        <w:t>putusan</w:t>
+      </w:r>
+      <w:proofErr w:type="spellEnd"/>
+      <w:r>
+        <w:t xml:space="preserve"> </w:t>
+      </w:r>
+      <w:proofErr w:type="spellStart"/>
+      <w:r>
+        <w:t>Pengadilan</w:t>
+      </w:r>
+      <w:proofErr w:type="spellEnd"/>
+      <w:r>
+        <w:t xml:space="preserve"> yang </w:t>
+      </w:r>
+      <w:proofErr w:type="spellStart"/>
+      <w:r>
+        <w:t>berkekuatan</w:t>
+      </w:r>
+      <w:proofErr w:type="spellEnd"/>
+      <w:r>
+        <w:t xml:space="preserve"> </w:t>
+      </w:r>
+      <w:proofErr w:type="spellStart"/>
+      <w:r>
+        <w:t>hukum</w:t>
+      </w:r>
+      <w:proofErr w:type="spellEnd"/>
+      <w:r>
+        <w:t xml:space="preserve"> </w:t>
+      </w:r>
+      <w:proofErr w:type="spellStart"/>
+      <w:r>
+        <w:t>tetap</w:t>
+      </w:r>
+      <w:proofErr w:type="spellEnd"/>
+      <w:r>
+        <w:t>.</w:t>
       </w:r>
     </w:p>
     <w:p>
@@ -504,8 +1871,61 @@
       <w:pPr>
         <w:jc w:val="both"/>
       </w:pPr>
-      <w:r>
-        <w:t>Demikian Surat pernyataan ini saya/kami buat dengan sebenarnya dan untuk dipergunakan sebagaimana mestinya.</w:t>
+      <w:proofErr w:type="spellStart"/>
+      <w:r>
+        <w:t>Demikian</w:t>
+      </w:r>
+      <w:proofErr w:type="spellEnd"/>
+      <w:r>
+        <w:t xml:space="preserve"> Surat </w:t>
+      </w:r>
+      <w:proofErr w:type="spellStart"/>
+      <w:r>
+        <w:t>pernyataan</w:t>
+      </w:r>
+      <w:proofErr w:type="spellEnd"/>
+      <w:r>
+        <w:t xml:space="preserve"> ini </w:t>
+      </w:r>
+      <w:proofErr w:type="spellStart"/>
+      <w:r>
+        <w:t>saya</w:t>
+      </w:r>
+      <w:proofErr w:type="spellEnd"/>
+      <w:r>
+        <w:t xml:space="preserve">/kami buat dengan </w:t>
+      </w:r>
+      <w:proofErr w:type="spellStart"/>
+      <w:r>
+        <w:t>sebenarnya</w:t>
+      </w:r>
+      <w:proofErr w:type="spellEnd"/>
+      <w:r>
+        <w:t xml:space="preserve"> dan untuk </w:t>
+      </w:r>
+      <w:proofErr w:type="spellStart"/>
+      <w:r>
+        <w:t>dipergunakan</w:t>
+      </w:r>
+      <w:proofErr w:type="spellEnd"/>
+      <w:r>
+        <w:t xml:space="preserve"> </w:t>
+      </w:r>
+      <w:proofErr w:type="spellStart"/>
+      <w:r>
+        <w:t>sebagaimana</w:t>
+      </w:r>
+      <w:proofErr w:type="spellEnd"/>
+      <w:r>
+        <w:t xml:space="preserve"> </w:t>
+      </w:r>
+      <w:proofErr w:type="spellStart"/>
+      <w:r>
+        <w:t>mestinya</w:t>
+      </w:r>
+      <w:proofErr w:type="spellEnd"/>
+      <w:r>
+        <w:t>.</w:t>
       </w:r>
     </w:p>
     <w:p>
@@ -525,7 +1945,15 @@
         <w:t xml:space="preserve">Semarang, </w:t>
       </w:r>
       <w:r>
-        <w:t>${tanggal_pengisian}</w:t>
+        <w:t>${</w:t>
+      </w:r>
+      <w:proofErr w:type="spellStart"/>
+      <w:r>
+        <w:t>tanggal_pengisian</w:t>
+      </w:r>
+      <w:proofErr w:type="spellEnd"/>
+      <w:r>
+        <w:t>}</w:t>
       </w:r>
     </w:p>
     <w:p>
@@ -611,8 +2039,13 @@
         <w:ind w:left="5396" w:firstLine="283"/>
         <w:jc w:val="both"/>
       </w:pPr>
-      <w:r>
-        <w:t xml:space="preserve">Materai 10.000, </w:t>
+      <w:proofErr w:type="spellStart"/>
+      <w:r>
+        <w:t>Materai</w:t>
+      </w:r>
+      <w:proofErr w:type="spellEnd"/>
+      <w:r>
+        <w:t xml:space="preserve"> 10.000, </w:t>
       </w:r>
     </w:p>
     <w:p>
@@ -632,7 +2065,23 @@
       </w:pPr>
       <w:r>
         <w:tab/>
-        <w:t>Prof. Dr. Suharnomo, S.E., M.Si.</w:t>
+        <w:t xml:space="preserve">Prof. Dr. </w:t>
+      </w:r>
+      <w:proofErr w:type="spellStart"/>
+      <w:r>
+        <w:t>Suharnomo</w:t>
+      </w:r>
+      <w:proofErr w:type="spellEnd"/>
+      <w:r>
+        <w:t xml:space="preserve">, S.E., </w:t>
+      </w:r>
+      <w:proofErr w:type="spellStart"/>
+      <w:r>
+        <w:t>M.Si</w:t>
+      </w:r>
+      <w:proofErr w:type="spellEnd"/>
+      <w:r>
+        <w:t>.</w:t>
       </w:r>
     </w:p>
     <w:sectPr>

--- a/public/templates/Surat Pernyataan Hak Cipta 2021.docx
+++ b/public/templates/Surat Pernyataan Hak Cipta 2021.docx
@@ -62,7 +62,7 @@
               </wp:anchor>
             </w:drawing>
           </mc:Choice>
-          <mc:Fallback xmlns:sl="http://schemas.openxmlformats.org/schemaLibrary/2006/main" xmlns:a="http://schemas.openxmlformats.org/drawingml/2006/main" xmlns:pic="http://schemas.openxmlformats.org/drawingml/2006/picture" xmlns:c="http://schemas.openxmlformats.org/drawingml/2006/chart" xmlns:lc="http://schemas.openxmlformats.org/drawingml/2006/lockedCanvas" xmlns:dgm="http://schemas.openxmlformats.org/drawingml/2006/diagram" xmlns="http://schemas.microsoft.com/office/tasks/2019/documenttasks" xmlns:cr="http://schemas.microsoft.com/office/comments/2020/reactions">
+          <mc:Fallback xmlns:cr="http://schemas.microsoft.com/office/comments/2020/reactions" xmlns="http://schemas.microsoft.com/office/tasks/2019/documenttasks" xmlns:dgm="http://schemas.openxmlformats.org/drawingml/2006/diagram" xmlns:lc="http://schemas.openxmlformats.org/drawingml/2006/lockedCanvas" xmlns:c="http://schemas.openxmlformats.org/drawingml/2006/chart" xmlns:pic="http://schemas.openxmlformats.org/drawingml/2006/picture" xmlns:a="http://schemas.openxmlformats.org/drawingml/2006/main" xmlns:sl="http://schemas.openxmlformats.org/schemaLibrary/2006/main">
             <w:drawing>
               <wp:anchor allowOverlap="1" behindDoc="0" distB="0" distT="0" distL="114300" distR="114300" hidden="0" layoutInCell="1" locked="0" relativeHeight="0" simplePos="0">
                 <wp:simplePos x="0" y="0"/>
@@ -162,15 +162,7 @@
       </w:r>
       <w:proofErr w:type="spellEnd"/>
       <w:r>
-        <w:t xml:space="preserve"> </w:t>
-      </w:r>
-      <w:proofErr w:type="spellStart"/>
-      <w:r>
-        <w:t>hak</w:t>
-      </w:r>
-      <w:proofErr w:type="spellEnd"/>
-      <w:r>
-        <w:t xml:space="preserve"> </w:t>
+        <w:t xml:space="preserve"> hak </w:t>
       </w:r>
       <w:proofErr w:type="spellStart"/>
       <w:r>
@@ -377,14 +369,11 @@
         <w:t>:</w:t>
       </w:r>
       <w:r>
-        <w:t xml:space="preserve">  </w:t>
-      </w:r>
-      <w:r>
-        <w:t>${</w:t>
-      </w:r>
-      <w:proofErr w:type="spellStart"/>
-      <w:r>
-        <w:t>berjudul</w:t>
+        <w:t xml:space="preserve">  ${</w:t>
+      </w:r>
+      <w:proofErr w:type="spellStart"/>
+      <w:r>
+        <w:t>judul_ciptaan</w:t>
       </w:r>
       <w:proofErr w:type="spellEnd"/>
       <w:r>
@@ -392,9 +381,6 @@
       </w:r>
       <w:r>
         <w:t xml:space="preserve">       </w:t>
-      </w:r>
-      <w:r>
-        <w:tab/>
       </w:r>
       <w:r>
         <w:tab/>
